--- a/docs/system-design-spec.docx
+++ b/docs/system-design-spec.docx
@@ -42,7 +42,7 @@
         <w:t xml:space="preserve"> </w:t>
       </w:r>
       <w:r>
-        <w:t xml:space="preserve">v8.3</w:t>
+        <w:t xml:space="preserve">v8.4</w:t>
       </w:r>
       <w:r>
         <w:t xml:space="preserve"> </w:t>
@@ -58,7 +58,7 @@
         <w:t xml:space="preserve"> </w:t>
       </w:r>
       <w:r>
-        <w:t xml:space="preserve">2026-04-02</w:t>
+        <w:t xml:space="preserve">2026-04-03</w:t>
       </w:r>
       <w:r>
         <w:t xml:space="preserve"> </w:t>
@@ -2446,7 +2446,7 @@
         <w:rPr>
           <w:rStyle w:val="StringTok"/>
         </w:rPr>
-        <w:t xml:space="preserve">'smart-attendance-v8.3'</w:t>
+        <w:t xml:space="preserve">'smart-attendance-v8.4'</w:t>
       </w:r>
       <w:r>
         <w:rPr>
@@ -3344,6 +3344,44 @@
             </w:pPr>
             <w:r>
               <w:t xml:space="preserve">Restructured CSV export with per-date columns</w:t>
+            </w:r>
+          </w:p>
+        </w:tc>
+      </w:tr>
+      <w:tr>
+        <w:tc>
+          <w:tcPr/>
+          <w:p>
+            <w:pPr>
+              <w:pStyle w:val="Compact"/>
+              <w:jc w:val="left"/>
+            </w:pPr>
+            <w:r>
+              <w:t xml:space="preserve">v8.4</w:t>
+            </w:r>
+          </w:p>
+        </w:tc>
+        <w:tc>
+          <w:tcPr/>
+          <w:p>
+            <w:pPr>
+              <w:pStyle w:val="Compact"/>
+              <w:jc w:val="left"/>
+            </w:pPr>
+            <w:r>
+              <w:t xml:space="preserve">2026-04-03</w:t>
+            </w:r>
+          </w:p>
+        </w:tc>
+        <w:tc>
+          <w:tcPr/>
+          <w:p>
+            <w:pPr>
+              <w:pStyle w:val="Compact"/>
+              <w:jc w:val="left"/>
+            </w:pPr>
+            <w:r>
+              <w:t xml:space="preserve">8-digit student numbers, updated help and docs</w:t>
             </w:r>
           </w:p>
         </w:tc>
